--- a/deliverables/VYTAL_House_Business_Requirements_Document.docx
+++ b/deliverables/VYTAL_House_Business_Requirements_Document.docx
@@ -42,7 +42,7 @@
           <w:color w:val="5C626E"/>
           <w:sz w:val="19"/>
         </w:rPr>
-        <w:t>Platform scope | June 19, 2026 | Draft for stakeholder review</w:t>
+        <w:t>Platform scope | June 21, 2026 | Draft for stakeholder review</w:t>
       </w:r>
     </w:p>
     <w:p>
@@ -70,7 +70,7 @@
           <w:color w:val="22262E"/>
           <w:sz w:val="21"/>
         </w:rPr>
-        <w:t>Launch a full-stack VYTAL House platform that supports marketing, lead capture, booking interest, vendor procurement, internal operations, source-backed planning, and quality-gated launch control.</w:t>
+        <w:t>Launch a full-stack VYTAL House platform that supports marketing, lead capture, local role login, a command portal, booking interest, vendor procurement, internal operations, source-backed planning, Firebase/Google Cloud readiness, and quality-gated launch control for the target Columbia, Maryland location.</w:t>
       </w:r>
     </w:p>
     <w:p>
@@ -100,6 +100,36 @@
           <w:sz w:val="21"/>
         </w:rPr>
         <w:t>Public website for brand, services, memberships, facility concept, and contact.</w:t>
+      </w:r>
+    </w:p>
+    <w:p>
+      <w:pPr>
+        <w:pStyle w:val="ListBullet"/>
+        <w:spacing w:after="80"/>
+      </w:pPr>
+      <w:r>
+        <w:rPr>
+          <w:rFonts w:ascii="Aptos" w:hAnsi="Aptos"/>
+          <w:b w:val="0"/>
+          <w:color w:val="22262E"/>
+          <w:sz w:val="21"/>
+        </w:rPr>
+        <w:t>Location record for 6000 Merriweather Drive, Columbia, MD 21044.</w:t>
+      </w:r>
+    </w:p>
+    <w:p>
+      <w:pPr>
+        <w:pStyle w:val="ListBullet"/>
+        <w:spacing w:after="80"/>
+      </w:pPr>
+      <w:r>
+        <w:rPr>
+          <w:rFonts w:ascii="Aptos" w:hAnsi="Aptos"/>
+          <w:b w:val="0"/>
+          <w:color w:val="22262E"/>
+          <w:sz w:val="21"/>
+        </w:rPr>
+        <w:t>Local prototype login and command portal for role-filtered project review.</w:t>
       </w:r>
     </w:p>
     <w:p>
@@ -174,7 +204,7 @@
           <w:color w:val="22262E"/>
           <w:sz w:val="21"/>
         </w:rPr>
-        <w:t>Firebase-ready security rules, indexes, storage rules, and governed seed data.</w:t>
+        <w:t>Firebase-ready security rules, indexes, storage rules, Google Cloud file vault manifest, and governed seed data.</w:t>
       </w:r>
     </w:p>
     <w:p>
@@ -263,7 +293,7 @@
           <w:color w:val="22262E"/>
           <w:sz w:val="21"/>
         </w:rPr>
-        <w:t>Live Notion or Figma workspace creation.</w:t>
+        <w:t>Live Firebase, Google Cloud, Notion, or Figma workspace creation.</w:t>
       </w:r>
     </w:p>
     <w:p>
@@ -696,6 +726,318 @@
                 <w:sz w:val="18"/>
               </w:rPr>
               <w:t>No sending without approval</w:t>
+            </w:r>
+          </w:p>
+        </w:tc>
+      </w:tr>
+      <w:tr>
+        <w:tc>
+          <w:tcPr>
+            <w:tcW w:type="dxa" w:w="2484"/>
+          </w:tcPr>
+          <w:p>
+            <w:pPr>
+              <w:spacing w:after="0"/>
+            </w:pPr>
+            <w:r>
+              <w:rPr>
+                <w:rFonts w:ascii="Aptos" w:hAnsi="Aptos"/>
+                <w:b w:val="0"/>
+                <w:color w:val="22262E"/>
+                <w:sz w:val="18"/>
+              </w:rPr>
+              <w:t>locations</w:t>
+            </w:r>
+          </w:p>
+        </w:tc>
+        <w:tc>
+          <w:tcPr>
+            <w:tcW w:type="dxa" w:w="2484"/>
+          </w:tcPr>
+          <w:p>
+            <w:pPr>
+              <w:spacing w:after="0"/>
+            </w:pPr>
+            <w:r>
+              <w:rPr>
+                <w:rFonts w:ascii="Aptos" w:hAnsi="Aptos"/>
+                <w:b w:val="0"/>
+                <w:color w:val="22262E"/>
+                <w:sz w:val="18"/>
+              </w:rPr>
+              <w:t>Target site and diligence controls</w:t>
+            </w:r>
+          </w:p>
+        </w:tc>
+        <w:tc>
+          <w:tcPr>
+            <w:tcW w:type="dxa" w:w="2484"/>
+          </w:tcPr>
+          <w:p>
+            <w:pPr>
+              <w:spacing w:after="0"/>
+            </w:pPr>
+            <w:r>
+              <w:rPr>
+                <w:rFonts w:ascii="Aptos" w:hAnsi="Aptos"/>
+                <w:b w:val="0"/>
+                <w:color w:val="22262E"/>
+                <w:sz w:val="18"/>
+              </w:rPr>
+              <w:t>operations</w:t>
+            </w:r>
+          </w:p>
+        </w:tc>
+        <w:tc>
+          <w:tcPr>
+            <w:tcW w:type="dxa" w:w="2484"/>
+          </w:tcPr>
+          <w:p>
+            <w:pPr>
+              <w:spacing w:after="0"/>
+            </w:pPr>
+            <w:r>
+              <w:rPr>
+                <w:rFonts w:ascii="Aptos" w:hAnsi="Aptos"/>
+                <w:b w:val="0"/>
+                <w:color w:val="22262E"/>
+                <w:sz w:val="18"/>
+              </w:rPr>
+              <w:t>Lease and zoning review</w:t>
+            </w:r>
+          </w:p>
+        </w:tc>
+      </w:tr>
+      <w:tr>
+        <w:tc>
+          <w:tcPr>
+            <w:tcW w:type="dxa" w:w="2484"/>
+          </w:tcPr>
+          <w:p>
+            <w:pPr>
+              <w:spacing w:after="0"/>
+            </w:pPr>
+            <w:r>
+              <w:rPr>
+                <w:rFonts w:ascii="Aptos" w:hAnsi="Aptos"/>
+                <w:b w:val="0"/>
+                <w:color w:val="22262E"/>
+                <w:sz w:val="18"/>
+              </w:rPr>
+              <w:t>launchGoals</w:t>
+            </w:r>
+          </w:p>
+        </w:tc>
+        <w:tc>
+          <w:tcPr>
+            <w:tcW w:type="dxa" w:w="2484"/>
+          </w:tcPr>
+          <w:p>
+            <w:pPr>
+              <w:spacing w:after="0"/>
+            </w:pPr>
+            <w:r>
+              <w:rPr>
+                <w:rFonts w:ascii="Aptos" w:hAnsi="Aptos"/>
+                <w:b w:val="0"/>
+                <w:color w:val="22262E"/>
+                <w:sz w:val="18"/>
+              </w:rPr>
+              <w:t>Project-ready goals</w:t>
+            </w:r>
+          </w:p>
+        </w:tc>
+        <w:tc>
+          <w:tcPr>
+            <w:tcW w:type="dxa" w:w="2484"/>
+          </w:tcPr>
+          <w:p>
+            <w:pPr>
+              <w:spacing w:after="0"/>
+            </w:pPr>
+            <w:r>
+              <w:rPr>
+                <w:rFonts w:ascii="Aptos" w:hAnsi="Aptos"/>
+                <w:b w:val="0"/>
+                <w:color w:val="22262E"/>
+                <w:sz w:val="18"/>
+              </w:rPr>
+              <w:t>admin</w:t>
+            </w:r>
+          </w:p>
+        </w:tc>
+        <w:tc>
+          <w:tcPr>
+            <w:tcW w:type="dxa" w:w="2484"/>
+          </w:tcPr>
+          <w:p>
+            <w:pPr>
+              <w:spacing w:after="0"/>
+            </w:pPr>
+            <w:r>
+              <w:rPr>
+                <w:rFonts w:ascii="Aptos" w:hAnsi="Aptos"/>
+                <w:b w:val="0"/>
+                <w:color w:val="22262E"/>
+                <w:sz w:val="18"/>
+              </w:rPr>
+              <w:t>Owner/professional approval</w:t>
+            </w:r>
+          </w:p>
+        </w:tc>
+      </w:tr>
+      <w:tr>
+        <w:tc>
+          <w:tcPr>
+            <w:tcW w:type="dxa" w:w="2484"/>
+          </w:tcPr>
+          <w:p>
+            <w:pPr>
+              <w:spacing w:after="0"/>
+            </w:pPr>
+            <w:r>
+              <w:rPr>
+                <w:rFonts w:ascii="Aptos" w:hAnsi="Aptos"/>
+                <w:b w:val="0"/>
+                <w:color w:val="22262E"/>
+                <w:sz w:val="18"/>
+              </w:rPr>
+              <w:t>riskRegister</w:t>
+            </w:r>
+          </w:p>
+        </w:tc>
+        <w:tc>
+          <w:tcPr>
+            <w:tcW w:type="dxa" w:w="2484"/>
+          </w:tcPr>
+          <w:p>
+            <w:pPr>
+              <w:spacing w:after="0"/>
+            </w:pPr>
+            <w:r>
+              <w:rPr>
+                <w:rFonts w:ascii="Aptos" w:hAnsi="Aptos"/>
+                <w:b w:val="0"/>
+                <w:color w:val="22262E"/>
+                <w:sz w:val="18"/>
+              </w:rPr>
+              <w:t>Launch risk controls</w:t>
+            </w:r>
+          </w:p>
+        </w:tc>
+        <w:tc>
+          <w:tcPr>
+            <w:tcW w:type="dxa" w:w="2484"/>
+          </w:tcPr>
+          <w:p>
+            <w:pPr>
+              <w:spacing w:after="0"/>
+            </w:pPr>
+            <w:r>
+              <w:rPr>
+                <w:rFonts w:ascii="Aptos" w:hAnsi="Aptos"/>
+                <w:b w:val="0"/>
+                <w:color w:val="22262E"/>
+                <w:sz w:val="18"/>
+              </w:rPr>
+              <w:t>admin</w:t>
+            </w:r>
+          </w:p>
+        </w:tc>
+        <w:tc>
+          <w:tcPr>
+            <w:tcW w:type="dxa" w:w="2484"/>
+          </w:tcPr>
+          <w:p>
+            <w:pPr>
+              <w:spacing w:after="0"/>
+            </w:pPr>
+            <w:r>
+              <w:rPr>
+                <w:rFonts w:ascii="Aptos" w:hAnsi="Aptos"/>
+                <w:b w:val="0"/>
+                <w:color w:val="22262E"/>
+                <w:sz w:val="18"/>
+              </w:rPr>
+              <w:t>Review cadence</w:t>
+            </w:r>
+          </w:p>
+        </w:tc>
+      </w:tr>
+      <w:tr>
+        <w:tc>
+          <w:tcPr>
+            <w:tcW w:type="dxa" w:w="2484"/>
+          </w:tcPr>
+          <w:p>
+            <w:pPr>
+              <w:spacing w:after="0"/>
+            </w:pPr>
+            <w:r>
+              <w:rPr>
+                <w:rFonts w:ascii="Aptos" w:hAnsi="Aptos"/>
+                <w:b w:val="0"/>
+                <w:color w:val="22262E"/>
+                <w:sz w:val="18"/>
+              </w:rPr>
+              <w:t>integrationReadiness</w:t>
+            </w:r>
+          </w:p>
+        </w:tc>
+        <w:tc>
+          <w:tcPr>
+            <w:tcW w:type="dxa" w:w="2484"/>
+          </w:tcPr>
+          <w:p>
+            <w:pPr>
+              <w:spacing w:after="0"/>
+            </w:pPr>
+            <w:r>
+              <w:rPr>
+                <w:rFonts w:ascii="Aptos" w:hAnsi="Aptos"/>
+                <w:b w:val="0"/>
+                <w:color w:val="22262E"/>
+                <w:sz w:val="18"/>
+              </w:rPr>
+              <w:t>Firebase, Google Cloud, GitHub, Notion, and Figma readiness</w:t>
+            </w:r>
+          </w:p>
+        </w:tc>
+        <w:tc>
+          <w:tcPr>
+            <w:tcW w:type="dxa" w:w="2484"/>
+          </w:tcPr>
+          <w:p>
+            <w:pPr>
+              <w:spacing w:after="0"/>
+            </w:pPr>
+            <w:r>
+              <w:rPr>
+                <w:rFonts w:ascii="Aptos" w:hAnsi="Aptos"/>
+                <w:b w:val="0"/>
+                <w:color w:val="22262E"/>
+                <w:sz w:val="18"/>
+              </w:rPr>
+              <w:t>admin</w:t>
+            </w:r>
+          </w:p>
+        </w:tc>
+        <w:tc>
+          <w:tcPr>
+            <w:tcW w:type="dxa" w:w="2484"/>
+          </w:tcPr>
+          <w:p>
+            <w:pPr>
+              <w:spacing w:after="0"/>
+            </w:pPr>
+            <w:r>
+              <w:rPr>
+                <w:rFonts w:ascii="Aptos" w:hAnsi="Aptos"/>
+                <w:b w:val="0"/>
+                <w:color w:val="22262E"/>
+                <w:sz w:val="18"/>
+              </w:rPr>
+              <w:t>No live resource mutation</w:t>
             </w:r>
           </w:p>
         </w:tc>
@@ -1337,6 +1679,65 @@
                 <w:color w:val="22262E"/>
                 <w:sz w:val="18"/>
               </w:rPr>
+              <w:t>Command portal</w:t>
+            </w:r>
+          </w:p>
+        </w:tc>
+        <w:tc>
+          <w:tcPr>
+            <w:tcW w:type="dxa" w:w="3312"/>
+          </w:tcPr>
+          <w:p>
+            <w:pPr>
+              <w:spacing w:after="0"/>
+            </w:pPr>
+            <w:r>
+              <w:rPr>
+                <w:rFonts w:ascii="Aptos" w:hAnsi="Aptos"/>
+                <w:b w:val="0"/>
+                <w:color w:val="22262E"/>
+                <w:sz w:val="18"/>
+              </w:rPr>
+              <w:t>owner, admin, operations, clinical, marketing, vendor, member</w:t>
+            </w:r>
+          </w:p>
+        </w:tc>
+        <w:tc>
+          <w:tcPr>
+            <w:tcW w:type="dxa" w:w="3312"/>
+          </w:tcPr>
+          <w:p>
+            <w:pPr>
+              <w:spacing w:after="0"/>
+            </w:pPr>
+            <w:r>
+              <w:rPr>
+                <w:rFonts w:ascii="Aptos" w:hAnsi="Aptos"/>
+                <w:b w:val="0"/>
+                <w:color w:val="22262E"/>
+                <w:sz w:val="18"/>
+              </w:rPr>
+              <w:t>Role-filtered local prototype access</w:t>
+            </w:r>
+          </w:p>
+        </w:tc>
+      </w:tr>
+      <w:tr>
+        <w:tc>
+          <w:tcPr>
+            <w:tcW w:type="dxa" w:w="3312"/>
+          </w:tcPr>
+          <w:p>
+            <w:pPr>
+              <w:spacing w:after="0"/>
+            </w:pPr>
+            <w:r>
+              <w:rPr>
+                <w:rFonts w:ascii="Aptos" w:hAnsi="Aptos"/>
+                <w:b w:val="0"/>
+                <w:color w:val="22262E"/>
+                <w:sz w:val="18"/>
+              </w:rPr>
               <w:t>Member app</w:t>
             </w:r>
           </w:p>
@@ -1659,6 +2060,21 @@
           <w:color w:val="22262E"/>
           <w:sz w:val="21"/>
         </w:rPr>
+        <w:t>Users can sign into a local prototype session by role for project review.</w:t>
+      </w:r>
+    </w:p>
+    <w:p>
+      <w:pPr>
+        <w:pStyle w:val="ListBullet"/>
+        <w:spacing w:after="80"/>
+      </w:pPr>
+      <w:r>
+        <w:rPr>
+          <w:rFonts w:ascii="Aptos" w:hAnsi="Aptos"/>
+          <w:b w:val="0"/>
+          <w:color w:val="22262E"/>
+          <w:sz w:val="21"/>
+        </w:rPr>
         <w:t>Leads can submit interest through a safe endpoint with no medical intake fields.</w:t>
       </w:r>
     </w:p>
@@ -1690,6 +2106,21 @@
           <w:sz w:val="21"/>
         </w:rPr>
         <w:t>Admins can scan quality evidence and operational readiness records.</w:t>
+      </w:r>
+    </w:p>
+    <w:p>
+      <w:pPr>
+        <w:pStyle w:val="ListBullet"/>
+        <w:spacing w:after="80"/>
+      </w:pPr>
+      <w:r>
+        <w:rPr>
+          <w:rFonts w:ascii="Aptos" w:hAnsi="Aptos"/>
+          <w:b w:val="0"/>
+          <w:color w:val="22262E"/>
+          <w:sz w:val="21"/>
+        </w:rPr>
+        <w:t>Admins can view Firebase, Google Cloud, GitHub, Notion, and Figma readiness records.</w:t>
       </w:r>
     </w:p>
     <w:p>
